--- a/en/scientists/CV/Word/Osmanli_Zarifa_CV_EN.docx
+++ b/en/scientists/CV/Word/Osmanli_Zarifa_CV_EN.docx
@@ -501,7 +501,7 @@
           <w:sz w:val="21"/>
           <w:szCs w:val="21"/>
         </w:rPr>
-        <w:t>Zarifa Osmanli is a postdoctoral fellow at BioComputing UP at the University of Padua, where she has worked since January 2024 on protein structure–function relations in cancer. She received a PhD in structural bioinformatics from the University of Montpellier and CRBM-CNRS in November 2019–December 2023, on bioinformatics tools for structural annotation of alternative proteomes. She holds an MSc in molecular biology from Ege University (2014–2017) and a BSc in biophysics from Baku State University (2009–2013). She is also a junior research assistant at the Institute of Biophysics in Baku, dated 2019–present in the CV.</w:t>
+        <w:t>Zarifa Osmanli is a postdoctoral fellow at BioComputing UP at the University of Padua, where she has worked since January 2024 on protein structure–function relations in cancer. She received a PhD in structural bioinformatics from the University of Montpellier and CRBM-CNRS in November 2019–December 2023, on bioinformatics tools for structural annotation of alternative proteomes. She holds an MSc in molecular biology from Ege University (2014–2017) and a BSc in biophysics from Baku State University (2009–2013). She is also a junior research assistant at the Institute of Biophysics in Baku (2019–present).</w:t>
       </w:r>
     </w:p>
     <w:p>
